--- a/publications/jarmanWorkingPrisonersUSA2024.docx
+++ b/publications/jarmanWorkingPrisonersUSA2024.docx
@@ -67,7 +67,7 @@
         <w:t xml:space="preserve">, long-term outcomes of prison work, and implications of penal policy shifts. The briefing aims to contribute to evidence-based policy reforms that can improve outcomes for prisoners while addressing broader societal concerns about justice and rehabilitation.</w:t>
       </w:r>
     </w:p>
-    <w:bookmarkStart w:id="21" w:name="availability"/>
+    <w:bookmarkStart w:id="10" w:name="availability"/>
     <w:p>
       <w:pPr>
         <w:pStyle w:val="Heading1"/>
@@ -86,7 +86,7 @@
       <w:r>
         <w:t xml:space="preserve"> </w:t>
       </w:r>
-      <w:hyperlink r:id="rId20">
+      <w:hyperlink r:id="rId9">
         <w:r>
           <w:rPr>
             <w:rStyle w:val="Hyperlink"/>
@@ -98,7 +98,7 @@
         <w:t xml:space="preserve">.</w:t>
       </w:r>
     </w:p>
-    <w:bookmarkEnd w:id="21"/>
+    <w:bookmarkEnd w:id="10"/>
     <w:sectPr>
       <w:pgSz w:h="15840" w:w="12240"/>
       <w:pgMar w:bottom="1440" w:footer="720" w:gutter="0" w:header="720" w:left="1440" w:right="1440" w:top="1440"/>
